--- a/worksheets/L5_InsideTheInternet_Worksheet.docx
+++ b/worksheets/L5_InsideTheInternet_Worksheet.docx
@@ -558,7 +558,7 @@
                 <w:sz w:val="21"/>
                 <w:szCs w:val="21"/>
               </w:rPr>
-              <w:t xml:space="preserve">Google Drive and Microsoft OneDrive are examples of working in the cloud. What are the features of these systems?</w:t>
+              <w:t xml:space="preserve">You save a file on a school computer and open it later at home. Describe what has to happen for that to work.</w:t>
             </w:r>
           </w:p>
           <w:tbl>
@@ -1411,6 +1411,218 @@
               </w:tc>
             </w:tr>
           </w:tbl>
+          <w:p>
+            <w:pPr>
+              <w:keepNext/>
+              <w:spacing w:after="60" w:before="120"/>
+            </w:pPr>
+            <w:r>
+              <w:rPr>
+                <w:rFonts w:ascii="Arial" w:cs="Arial" w:eastAsia="Arial" w:hAnsi="Arial"/>
+                <w:b/>
+                <w:bCs/>
+                <w:sz w:val="21"/>
+                <w:szCs w:val="21"/>
+              </w:rPr>
+              <w:t xml:space="preserve">What is the internet?</w:t>
+            </w:r>
+          </w:p>
+          <w:tbl>
+            <w:tblPr>
+              <w:tblW w:type="dxa" w:w="10026"/>
+              <w:tblBorders>
+                <w:top w:val="single" w:color="auto" w:sz="4"/>
+                <w:left w:val="single" w:color="auto" w:sz="4"/>
+                <w:bottom w:val="single" w:color="auto" w:sz="4"/>
+                <w:right w:val="single" w:color="auto" w:sz="4"/>
+                <w:insideH w:val="single" w:color="auto" w:sz="4"/>
+                <w:insideV w:val="single" w:color="auto" w:sz="4"/>
+              </w:tblBorders>
+            </w:tblPr>
+            <w:tblGrid>
+              <w:gridCol w:w="10026"/>
+            </w:tblGrid>
+            <w:tr>
+              <w:trPr>
+                <w:cantSplit/>
+                <w:trHeight w:val="460" w:hRule="exact"/>
+              </w:trPr>
+              <w:tc>
+                <w:tcPr>
+                  <w:tcW w:type="dxa" w:w="10026"/>
+                  <w:tcBorders>
+                    <w:top w:val="none" w:color="FFFFFF" w:sz="0"/>
+                    <w:left w:val="none" w:color="FFFFFF" w:sz="0"/>
+                    <w:bottom w:val="dotted" w:color="9AA8BC" w:sz="6"/>
+                    <w:right w:val="none" w:color="FFFFFF" w:sz="0"/>
+                  </w:tcBorders>
+                  <w:tcMar>
+                    <w:left w:type="dxa" w:w="0"/>
+                    <w:bottom w:type="dxa" w:w="20"/>
+                    <w:right w:type="dxa" w:w="0"/>
+                  </w:tcMar>
+                  <w:vAlign w:val="bottom"/>
+                </w:tcPr>
+                <w:p>
+                  <w:pPr>
+                    <w:spacing w:after="0" w:before="0"/>
+                  </w:pPr>
+                  <w:r>
+                    <w:rPr>
+                      <w:rFonts w:ascii="Arial" w:cs="Arial" w:eastAsia="Arial" w:hAnsi="Arial"/>
+                      <w:color w:val="5A6B85"/>
+                      <w:sz w:val="21"/>
+                      <w:szCs w:val="21"/>
+                    </w:rPr>
+                    <w:t xml:space="preserve"/>
+                  </w:r>
+                </w:p>
+              </w:tc>
+            </w:tr>
+            <w:tr>
+              <w:trPr>
+                <w:cantSplit/>
+                <w:trHeight w:val="460" w:hRule="exact"/>
+              </w:trPr>
+              <w:tc>
+                <w:tcPr>
+                  <w:tcW w:type="dxa" w:w="10026"/>
+                  <w:tcBorders>
+                    <w:top w:val="none" w:color="FFFFFF" w:sz="0"/>
+                    <w:left w:val="none" w:color="FFFFFF" w:sz="0"/>
+                    <w:bottom w:val="dotted" w:color="9AA8BC" w:sz="6"/>
+                    <w:right w:val="none" w:color="FFFFFF" w:sz="0"/>
+                  </w:tcBorders>
+                  <w:tcMar>
+                    <w:left w:type="dxa" w:w="0"/>
+                    <w:bottom w:type="dxa" w:w="20"/>
+                    <w:right w:type="dxa" w:w="0"/>
+                  </w:tcMar>
+                  <w:vAlign w:val="bottom"/>
+                </w:tcPr>
+                <w:p>
+                  <w:pPr>
+                    <w:spacing w:after="0" w:before="0"/>
+                  </w:pPr>
+                  <w:r>
+                    <w:rPr>
+                      <w:rFonts w:ascii="Arial" w:cs="Arial" w:eastAsia="Arial" w:hAnsi="Arial"/>
+                      <w:color w:val="5A6B85"/>
+                      <w:sz w:val="21"/>
+                      <w:szCs w:val="21"/>
+                    </w:rPr>
+                    <w:t xml:space="preserve"/>
+                  </w:r>
+                </w:p>
+              </w:tc>
+            </w:tr>
+          </w:tbl>
+          <w:p>
+            <w:pPr>
+              <w:keepNext/>
+              <w:spacing w:after="60" w:before="120"/>
+            </w:pPr>
+            <w:r>
+              <w:rPr>
+                <w:rFonts w:ascii="Arial" w:cs="Arial" w:eastAsia="Arial" w:hAnsi="Arial"/>
+                <w:b/>
+                <w:bCs/>
+                <w:sz w:val="21"/>
+                <w:szCs w:val="21"/>
+              </w:rPr>
+              <w:t xml:space="preserve">What is the World Wide Web?</w:t>
+            </w:r>
+          </w:p>
+          <w:tbl>
+            <w:tblPr>
+              <w:tblW w:type="dxa" w:w="10026"/>
+              <w:tblBorders>
+                <w:top w:val="single" w:color="auto" w:sz="4"/>
+                <w:left w:val="single" w:color="auto" w:sz="4"/>
+                <w:bottom w:val="single" w:color="auto" w:sz="4"/>
+                <w:right w:val="single" w:color="auto" w:sz="4"/>
+                <w:insideH w:val="single" w:color="auto" w:sz="4"/>
+                <w:insideV w:val="single" w:color="auto" w:sz="4"/>
+              </w:tblBorders>
+            </w:tblPr>
+            <w:tblGrid>
+              <w:gridCol w:w="10026"/>
+            </w:tblGrid>
+            <w:tr>
+              <w:trPr>
+                <w:cantSplit/>
+                <w:trHeight w:val="460" w:hRule="exact"/>
+              </w:trPr>
+              <w:tc>
+                <w:tcPr>
+                  <w:tcW w:type="dxa" w:w="10026"/>
+                  <w:tcBorders>
+                    <w:top w:val="none" w:color="FFFFFF" w:sz="0"/>
+                    <w:left w:val="none" w:color="FFFFFF" w:sz="0"/>
+                    <w:bottom w:val="dotted" w:color="9AA8BC" w:sz="6"/>
+                    <w:right w:val="none" w:color="FFFFFF" w:sz="0"/>
+                  </w:tcBorders>
+                  <w:tcMar>
+                    <w:left w:type="dxa" w:w="0"/>
+                    <w:bottom w:type="dxa" w:w="20"/>
+                    <w:right w:type="dxa" w:w="0"/>
+                  </w:tcMar>
+                  <w:vAlign w:val="bottom"/>
+                </w:tcPr>
+                <w:p>
+                  <w:pPr>
+                    <w:spacing w:after="0" w:before="0"/>
+                  </w:pPr>
+                  <w:r>
+                    <w:rPr>
+                      <w:rFonts w:ascii="Arial" w:cs="Arial" w:eastAsia="Arial" w:hAnsi="Arial"/>
+                      <w:color w:val="5A6B85"/>
+                      <w:sz w:val="21"/>
+                      <w:szCs w:val="21"/>
+                    </w:rPr>
+                    <w:t xml:space="preserve"/>
+                  </w:r>
+                </w:p>
+              </w:tc>
+            </w:tr>
+            <w:tr>
+              <w:trPr>
+                <w:cantSplit/>
+                <w:trHeight w:val="460" w:hRule="exact"/>
+              </w:trPr>
+              <w:tc>
+                <w:tcPr>
+                  <w:tcW w:type="dxa" w:w="10026"/>
+                  <w:tcBorders>
+                    <w:top w:val="none" w:color="FFFFFF" w:sz="0"/>
+                    <w:left w:val="none" w:color="FFFFFF" w:sz="0"/>
+                    <w:bottom w:val="dotted" w:color="9AA8BC" w:sz="6"/>
+                    <w:right w:val="none" w:color="FFFFFF" w:sz="0"/>
+                  </w:tcBorders>
+                  <w:tcMar>
+                    <w:left w:type="dxa" w:w="0"/>
+                    <w:bottom w:type="dxa" w:w="20"/>
+                    <w:right w:type="dxa" w:w="0"/>
+                  </w:tcMar>
+                  <w:vAlign w:val="bottom"/>
+                </w:tcPr>
+                <w:p>
+                  <w:pPr>
+                    <w:spacing w:after="0" w:before="0"/>
+                  </w:pPr>
+                  <w:r>
+                    <w:rPr>
+                      <w:rFonts w:ascii="Arial" w:cs="Arial" w:eastAsia="Arial" w:hAnsi="Arial"/>
+                      <w:color w:val="5A6B85"/>
+                      <w:sz w:val="21"/>
+                      <w:szCs w:val="21"/>
+                    </w:rPr>
+                    <w:t xml:space="preserve"/>
+                  </w:r>
+                </w:p>
+              </w:tc>
+            </w:tr>
+          </w:tbl>
           <w:p/>
         </w:tc>
       </w:tr>
@@ -1602,6 +1814,112 @@
                 <w:szCs w:val="21"/>
               </w:rPr>
               <w:t xml:space="preserve">Why don't we just type IP addresses into our browsers?</w:t>
+            </w:r>
+          </w:p>
+          <w:tbl>
+            <w:tblPr>
+              <w:tblW w:type="dxa" w:w="10026"/>
+              <w:tblBorders>
+                <w:top w:val="single" w:color="auto" w:sz="4"/>
+                <w:left w:val="single" w:color="auto" w:sz="4"/>
+                <w:bottom w:val="single" w:color="auto" w:sz="4"/>
+                <w:right w:val="single" w:color="auto" w:sz="4"/>
+                <w:insideH w:val="single" w:color="auto" w:sz="4"/>
+                <w:insideV w:val="single" w:color="auto" w:sz="4"/>
+              </w:tblBorders>
+            </w:tblPr>
+            <w:tblGrid>
+              <w:gridCol w:w="10026"/>
+            </w:tblGrid>
+            <w:tr>
+              <w:trPr>
+                <w:cantSplit/>
+                <w:trHeight w:val="460" w:hRule="exact"/>
+              </w:trPr>
+              <w:tc>
+                <w:tcPr>
+                  <w:tcW w:type="dxa" w:w="10026"/>
+                  <w:tcBorders>
+                    <w:top w:val="none" w:color="FFFFFF" w:sz="0"/>
+                    <w:left w:val="none" w:color="FFFFFF" w:sz="0"/>
+                    <w:bottom w:val="dotted" w:color="9AA8BC" w:sz="6"/>
+                    <w:right w:val="none" w:color="FFFFFF" w:sz="0"/>
+                  </w:tcBorders>
+                  <w:tcMar>
+                    <w:left w:type="dxa" w:w="0"/>
+                    <w:bottom w:type="dxa" w:w="20"/>
+                    <w:right w:type="dxa" w:w="0"/>
+                  </w:tcMar>
+                  <w:vAlign w:val="bottom"/>
+                </w:tcPr>
+                <w:p>
+                  <w:pPr>
+                    <w:spacing w:after="0" w:before="0"/>
+                  </w:pPr>
+                  <w:r>
+                    <w:rPr>
+                      <w:rFonts w:ascii="Arial" w:cs="Arial" w:eastAsia="Arial" w:hAnsi="Arial"/>
+                      <w:color w:val="5A6B85"/>
+                      <w:sz w:val="21"/>
+                      <w:szCs w:val="21"/>
+                    </w:rPr>
+                    <w:t xml:space="preserve"/>
+                  </w:r>
+                </w:p>
+              </w:tc>
+            </w:tr>
+            <w:tr>
+              <w:trPr>
+                <w:cantSplit/>
+                <w:trHeight w:val="460" w:hRule="exact"/>
+              </w:trPr>
+              <w:tc>
+                <w:tcPr>
+                  <w:tcW w:type="dxa" w:w="10026"/>
+                  <w:tcBorders>
+                    <w:top w:val="none" w:color="FFFFFF" w:sz="0"/>
+                    <w:left w:val="none" w:color="FFFFFF" w:sz="0"/>
+                    <w:bottom w:val="dotted" w:color="9AA8BC" w:sz="6"/>
+                    <w:right w:val="none" w:color="FFFFFF" w:sz="0"/>
+                  </w:tcBorders>
+                  <w:tcMar>
+                    <w:left w:type="dxa" w:w="0"/>
+                    <w:bottom w:type="dxa" w:w="20"/>
+                    <w:right w:type="dxa" w:w="0"/>
+                  </w:tcMar>
+                  <w:vAlign w:val="bottom"/>
+                </w:tcPr>
+                <w:p>
+                  <w:pPr>
+                    <w:spacing w:after="0" w:before="0"/>
+                  </w:pPr>
+                  <w:r>
+                    <w:rPr>
+                      <w:rFonts w:ascii="Arial" w:cs="Arial" w:eastAsia="Arial" w:hAnsi="Arial"/>
+                      <w:color w:val="5A6B85"/>
+                      <w:sz w:val="21"/>
+                      <w:szCs w:val="21"/>
+                    </w:rPr>
+                    <w:t xml:space="preserve"/>
+                  </w:r>
+                </w:p>
+              </w:tc>
+            </w:tr>
+          </w:tbl>
+          <w:p>
+            <w:pPr>
+              <w:keepNext/>
+              <w:spacing w:after="60" w:before="120"/>
+            </w:pPr>
+            <w:r>
+              <w:rPr>
+                <w:rFonts w:ascii="Arial" w:cs="Arial" w:eastAsia="Arial" w:hAnsi="Arial"/>
+                <w:b/>
+                <w:bCs/>
+                <w:sz w:val="21"/>
+                <w:szCs w:val="21"/>
+              </w:rPr>
+              <w:t xml:space="preserve">What does DNS do?</w:t>
             </w:r>
           </w:p>
           <w:tbl>
@@ -1977,6 +2295,218 @@
               </w:tc>
             </w:tr>
           </w:tbl>
+          <w:p>
+            <w:pPr>
+              <w:keepNext/>
+              <w:spacing w:after="60" w:before="120"/>
+            </w:pPr>
+            <w:r>
+              <w:rPr>
+                <w:rFonts w:ascii="Arial" w:cs="Arial" w:eastAsia="Arial" w:hAnsi="Arial"/>
+                <w:b/>
+                <w:bCs/>
+                <w:sz w:val="21"/>
+                <w:szCs w:val="21"/>
+              </w:rPr>
+              <w:t xml:space="preserve">What is meant by hosting?</w:t>
+            </w:r>
+          </w:p>
+          <w:tbl>
+            <w:tblPr>
+              <w:tblW w:type="dxa" w:w="10026"/>
+              <w:tblBorders>
+                <w:top w:val="single" w:color="auto" w:sz="4"/>
+                <w:left w:val="single" w:color="auto" w:sz="4"/>
+                <w:bottom w:val="single" w:color="auto" w:sz="4"/>
+                <w:right w:val="single" w:color="auto" w:sz="4"/>
+                <w:insideH w:val="single" w:color="auto" w:sz="4"/>
+                <w:insideV w:val="single" w:color="auto" w:sz="4"/>
+              </w:tblBorders>
+            </w:tblPr>
+            <w:tblGrid>
+              <w:gridCol w:w="10026"/>
+            </w:tblGrid>
+            <w:tr>
+              <w:trPr>
+                <w:cantSplit/>
+                <w:trHeight w:val="460" w:hRule="exact"/>
+              </w:trPr>
+              <w:tc>
+                <w:tcPr>
+                  <w:tcW w:type="dxa" w:w="10026"/>
+                  <w:tcBorders>
+                    <w:top w:val="none" w:color="FFFFFF" w:sz="0"/>
+                    <w:left w:val="none" w:color="FFFFFF" w:sz="0"/>
+                    <w:bottom w:val="dotted" w:color="9AA8BC" w:sz="6"/>
+                    <w:right w:val="none" w:color="FFFFFF" w:sz="0"/>
+                  </w:tcBorders>
+                  <w:tcMar>
+                    <w:left w:type="dxa" w:w="0"/>
+                    <w:bottom w:type="dxa" w:w="20"/>
+                    <w:right w:type="dxa" w:w="0"/>
+                  </w:tcMar>
+                  <w:vAlign w:val="bottom"/>
+                </w:tcPr>
+                <w:p>
+                  <w:pPr>
+                    <w:spacing w:after="0" w:before="0"/>
+                  </w:pPr>
+                  <w:r>
+                    <w:rPr>
+                      <w:rFonts w:ascii="Arial" w:cs="Arial" w:eastAsia="Arial" w:hAnsi="Arial"/>
+                      <w:color w:val="5A6B85"/>
+                      <w:sz w:val="21"/>
+                      <w:szCs w:val="21"/>
+                    </w:rPr>
+                    <w:t xml:space="preserve"/>
+                  </w:r>
+                </w:p>
+              </w:tc>
+            </w:tr>
+            <w:tr>
+              <w:trPr>
+                <w:cantSplit/>
+                <w:trHeight w:val="460" w:hRule="exact"/>
+              </w:trPr>
+              <w:tc>
+                <w:tcPr>
+                  <w:tcW w:type="dxa" w:w="10026"/>
+                  <w:tcBorders>
+                    <w:top w:val="none" w:color="FFFFFF" w:sz="0"/>
+                    <w:left w:val="none" w:color="FFFFFF" w:sz="0"/>
+                    <w:bottom w:val="dotted" w:color="9AA8BC" w:sz="6"/>
+                    <w:right w:val="none" w:color="FFFFFF" w:sz="0"/>
+                  </w:tcBorders>
+                  <w:tcMar>
+                    <w:left w:type="dxa" w:w="0"/>
+                    <w:bottom w:type="dxa" w:w="20"/>
+                    <w:right w:type="dxa" w:w="0"/>
+                  </w:tcMar>
+                  <w:vAlign w:val="bottom"/>
+                </w:tcPr>
+                <w:p>
+                  <w:pPr>
+                    <w:spacing w:after="0" w:before="0"/>
+                  </w:pPr>
+                  <w:r>
+                    <w:rPr>
+                      <w:rFonts w:ascii="Arial" w:cs="Arial" w:eastAsia="Arial" w:hAnsi="Arial"/>
+                      <w:color w:val="5A6B85"/>
+                      <w:sz w:val="21"/>
+                      <w:szCs w:val="21"/>
+                    </w:rPr>
+                    <w:t xml:space="preserve"/>
+                  </w:r>
+                </w:p>
+              </w:tc>
+            </w:tr>
+          </w:tbl>
+          <w:p>
+            <w:pPr>
+              <w:keepNext/>
+              <w:spacing w:after="60" w:before="120"/>
+            </w:pPr>
+            <w:r>
+              <w:rPr>
+                <w:rFonts w:ascii="Arial" w:cs="Arial" w:eastAsia="Arial" w:hAnsi="Arial"/>
+                <w:b/>
+                <w:bCs/>
+                <w:sz w:val="21"/>
+                <w:szCs w:val="21"/>
+              </w:rPr>
+              <w:t xml:space="preserve">Why might a business use a hosting company?</w:t>
+            </w:r>
+          </w:p>
+          <w:tbl>
+            <w:tblPr>
+              <w:tblW w:type="dxa" w:w="10026"/>
+              <w:tblBorders>
+                <w:top w:val="single" w:color="auto" w:sz="4"/>
+                <w:left w:val="single" w:color="auto" w:sz="4"/>
+                <w:bottom w:val="single" w:color="auto" w:sz="4"/>
+                <w:right w:val="single" w:color="auto" w:sz="4"/>
+                <w:insideH w:val="single" w:color="auto" w:sz="4"/>
+                <w:insideV w:val="single" w:color="auto" w:sz="4"/>
+              </w:tblBorders>
+            </w:tblPr>
+            <w:tblGrid>
+              <w:gridCol w:w="10026"/>
+            </w:tblGrid>
+            <w:tr>
+              <w:trPr>
+                <w:cantSplit/>
+                <w:trHeight w:val="460" w:hRule="exact"/>
+              </w:trPr>
+              <w:tc>
+                <w:tcPr>
+                  <w:tcW w:type="dxa" w:w="10026"/>
+                  <w:tcBorders>
+                    <w:top w:val="none" w:color="FFFFFF" w:sz="0"/>
+                    <w:left w:val="none" w:color="FFFFFF" w:sz="0"/>
+                    <w:bottom w:val="dotted" w:color="9AA8BC" w:sz="6"/>
+                    <w:right w:val="none" w:color="FFFFFF" w:sz="0"/>
+                  </w:tcBorders>
+                  <w:tcMar>
+                    <w:left w:type="dxa" w:w="0"/>
+                    <w:bottom w:type="dxa" w:w="20"/>
+                    <w:right w:type="dxa" w:w="0"/>
+                  </w:tcMar>
+                  <w:vAlign w:val="bottom"/>
+                </w:tcPr>
+                <w:p>
+                  <w:pPr>
+                    <w:spacing w:after="0" w:before="0"/>
+                  </w:pPr>
+                  <w:r>
+                    <w:rPr>
+                      <w:rFonts w:ascii="Arial" w:cs="Arial" w:eastAsia="Arial" w:hAnsi="Arial"/>
+                      <w:color w:val="5A6B85"/>
+                      <w:sz w:val="21"/>
+                      <w:szCs w:val="21"/>
+                    </w:rPr>
+                    <w:t xml:space="preserve"/>
+                  </w:r>
+                </w:p>
+              </w:tc>
+            </w:tr>
+            <w:tr>
+              <w:trPr>
+                <w:cantSplit/>
+                <w:trHeight w:val="460" w:hRule="exact"/>
+              </w:trPr>
+              <w:tc>
+                <w:tcPr>
+                  <w:tcW w:type="dxa" w:w="10026"/>
+                  <w:tcBorders>
+                    <w:top w:val="none" w:color="FFFFFF" w:sz="0"/>
+                    <w:left w:val="none" w:color="FFFFFF" w:sz="0"/>
+                    <w:bottom w:val="dotted" w:color="9AA8BC" w:sz="6"/>
+                    <w:right w:val="none" w:color="FFFFFF" w:sz="0"/>
+                  </w:tcBorders>
+                  <w:tcMar>
+                    <w:left w:type="dxa" w:w="0"/>
+                    <w:bottom w:type="dxa" w:w="20"/>
+                    <w:right w:type="dxa" w:w="0"/>
+                  </w:tcMar>
+                  <w:vAlign w:val="bottom"/>
+                </w:tcPr>
+                <w:p>
+                  <w:pPr>
+                    <w:spacing w:after="0" w:before="0"/>
+                  </w:pPr>
+                  <w:r>
+                    <w:rPr>
+                      <w:rFonts w:ascii="Arial" w:cs="Arial" w:eastAsia="Arial" w:hAnsi="Arial"/>
+                      <w:color w:val="5A6B85"/>
+                      <w:sz w:val="21"/>
+                      <w:szCs w:val="21"/>
+                    </w:rPr>
+                    <w:t xml:space="preserve"/>
+                  </w:r>
+                </w:p>
+              </w:tc>
+            </w:tr>
+          </w:tbl>
           <w:p/>
         </w:tc>
       </w:tr>
@@ -2168,6 +2698,218 @@
                 <w:szCs w:val="21"/>
               </w:rPr>
               <w:t xml:space="preserve">What is the advantage of working in the cloud, rather than installing programs and saving files locally?</w:t>
+            </w:r>
+          </w:p>
+          <w:tbl>
+            <w:tblPr>
+              <w:tblW w:type="dxa" w:w="10026"/>
+              <w:tblBorders>
+                <w:top w:val="single" w:color="auto" w:sz="4"/>
+                <w:left w:val="single" w:color="auto" w:sz="4"/>
+                <w:bottom w:val="single" w:color="auto" w:sz="4"/>
+                <w:right w:val="single" w:color="auto" w:sz="4"/>
+                <w:insideH w:val="single" w:color="auto" w:sz="4"/>
+                <w:insideV w:val="single" w:color="auto" w:sz="4"/>
+              </w:tblBorders>
+            </w:tblPr>
+            <w:tblGrid>
+              <w:gridCol w:w="10026"/>
+            </w:tblGrid>
+            <w:tr>
+              <w:trPr>
+                <w:cantSplit/>
+                <w:trHeight w:val="460" w:hRule="exact"/>
+              </w:trPr>
+              <w:tc>
+                <w:tcPr>
+                  <w:tcW w:type="dxa" w:w="10026"/>
+                  <w:tcBorders>
+                    <w:top w:val="none" w:color="FFFFFF" w:sz="0"/>
+                    <w:left w:val="none" w:color="FFFFFF" w:sz="0"/>
+                    <w:bottom w:val="dotted" w:color="9AA8BC" w:sz="6"/>
+                    <w:right w:val="none" w:color="FFFFFF" w:sz="0"/>
+                  </w:tcBorders>
+                  <w:tcMar>
+                    <w:left w:type="dxa" w:w="0"/>
+                    <w:bottom w:type="dxa" w:w="20"/>
+                    <w:right w:type="dxa" w:w="0"/>
+                  </w:tcMar>
+                  <w:vAlign w:val="bottom"/>
+                </w:tcPr>
+                <w:p>
+                  <w:pPr>
+                    <w:spacing w:after="0" w:before="0"/>
+                  </w:pPr>
+                  <w:r>
+                    <w:rPr>
+                      <w:rFonts w:ascii="Arial" w:cs="Arial" w:eastAsia="Arial" w:hAnsi="Arial"/>
+                      <w:color w:val="5A6B85"/>
+                      <w:sz w:val="21"/>
+                      <w:szCs w:val="21"/>
+                    </w:rPr>
+                    <w:t xml:space="preserve"/>
+                  </w:r>
+                </w:p>
+              </w:tc>
+            </w:tr>
+            <w:tr>
+              <w:trPr>
+                <w:cantSplit/>
+                <w:trHeight w:val="460" w:hRule="exact"/>
+              </w:trPr>
+              <w:tc>
+                <w:tcPr>
+                  <w:tcW w:type="dxa" w:w="10026"/>
+                  <w:tcBorders>
+                    <w:top w:val="none" w:color="FFFFFF" w:sz="0"/>
+                    <w:left w:val="none" w:color="FFFFFF" w:sz="0"/>
+                    <w:bottom w:val="dotted" w:color="9AA8BC" w:sz="6"/>
+                    <w:right w:val="none" w:color="FFFFFF" w:sz="0"/>
+                  </w:tcBorders>
+                  <w:tcMar>
+                    <w:left w:type="dxa" w:w="0"/>
+                    <w:bottom w:type="dxa" w:w="20"/>
+                    <w:right w:type="dxa" w:w="0"/>
+                  </w:tcMar>
+                  <w:vAlign w:val="bottom"/>
+                </w:tcPr>
+                <w:p>
+                  <w:pPr>
+                    <w:spacing w:after="0" w:before="0"/>
+                  </w:pPr>
+                  <w:r>
+                    <w:rPr>
+                      <w:rFonts w:ascii="Arial" w:cs="Arial" w:eastAsia="Arial" w:hAnsi="Arial"/>
+                      <w:color w:val="5A6B85"/>
+                      <w:sz w:val="21"/>
+                      <w:szCs w:val="21"/>
+                    </w:rPr>
+                    <w:t xml:space="preserve"/>
+                  </w:r>
+                </w:p>
+              </w:tc>
+            </w:tr>
+          </w:tbl>
+          <w:p>
+            <w:pPr>
+              <w:keepNext/>
+              <w:spacing w:after="60" w:before="120"/>
+            </w:pPr>
+            <w:r>
+              <w:rPr>
+                <w:rFonts w:ascii="Arial" w:cs="Arial" w:eastAsia="Arial" w:hAnsi="Arial"/>
+                <w:b/>
+                <w:bCs/>
+                <w:sz w:val="21"/>
+                <w:szCs w:val="21"/>
+              </w:rPr>
+              <w:t xml:space="preserve">Which is the best description of the cloud?</w:t>
+            </w:r>
+          </w:p>
+          <w:tbl>
+            <w:tblPr>
+              <w:tblW w:type="dxa" w:w="10026"/>
+              <w:tblBorders>
+                <w:top w:val="single" w:color="auto" w:sz="4"/>
+                <w:left w:val="single" w:color="auto" w:sz="4"/>
+                <w:bottom w:val="single" w:color="auto" w:sz="4"/>
+                <w:right w:val="single" w:color="auto" w:sz="4"/>
+                <w:insideH w:val="single" w:color="auto" w:sz="4"/>
+                <w:insideV w:val="single" w:color="auto" w:sz="4"/>
+              </w:tblBorders>
+            </w:tblPr>
+            <w:tblGrid>
+              <w:gridCol w:w="10026"/>
+            </w:tblGrid>
+            <w:tr>
+              <w:trPr>
+                <w:cantSplit/>
+                <w:trHeight w:val="460" w:hRule="exact"/>
+              </w:trPr>
+              <w:tc>
+                <w:tcPr>
+                  <w:tcW w:type="dxa" w:w="10026"/>
+                  <w:tcBorders>
+                    <w:top w:val="none" w:color="FFFFFF" w:sz="0"/>
+                    <w:left w:val="none" w:color="FFFFFF" w:sz="0"/>
+                    <w:bottom w:val="dotted" w:color="9AA8BC" w:sz="6"/>
+                    <w:right w:val="none" w:color="FFFFFF" w:sz="0"/>
+                  </w:tcBorders>
+                  <w:tcMar>
+                    <w:left w:type="dxa" w:w="0"/>
+                    <w:bottom w:type="dxa" w:w="20"/>
+                    <w:right w:type="dxa" w:w="0"/>
+                  </w:tcMar>
+                  <w:vAlign w:val="bottom"/>
+                </w:tcPr>
+                <w:p>
+                  <w:pPr>
+                    <w:spacing w:after="0" w:before="0"/>
+                  </w:pPr>
+                  <w:r>
+                    <w:rPr>
+                      <w:rFonts w:ascii="Arial" w:cs="Arial" w:eastAsia="Arial" w:hAnsi="Arial"/>
+                      <w:color w:val="5A6B85"/>
+                      <w:sz w:val="21"/>
+                      <w:szCs w:val="21"/>
+                    </w:rPr>
+                    <w:t xml:space="preserve"/>
+                  </w:r>
+                </w:p>
+              </w:tc>
+            </w:tr>
+            <w:tr>
+              <w:trPr>
+                <w:cantSplit/>
+                <w:trHeight w:val="460" w:hRule="exact"/>
+              </w:trPr>
+              <w:tc>
+                <w:tcPr>
+                  <w:tcW w:type="dxa" w:w="10026"/>
+                  <w:tcBorders>
+                    <w:top w:val="none" w:color="FFFFFF" w:sz="0"/>
+                    <w:left w:val="none" w:color="FFFFFF" w:sz="0"/>
+                    <w:bottom w:val="dotted" w:color="9AA8BC" w:sz="6"/>
+                    <w:right w:val="none" w:color="FFFFFF" w:sz="0"/>
+                  </w:tcBorders>
+                  <w:tcMar>
+                    <w:left w:type="dxa" w:w="0"/>
+                    <w:bottom w:type="dxa" w:w="20"/>
+                    <w:right w:type="dxa" w:w="0"/>
+                  </w:tcMar>
+                  <w:vAlign w:val="bottom"/>
+                </w:tcPr>
+                <w:p>
+                  <w:pPr>
+                    <w:spacing w:after="0" w:before="0"/>
+                  </w:pPr>
+                  <w:r>
+                    <w:rPr>
+                      <w:rFonts w:ascii="Arial" w:cs="Arial" w:eastAsia="Arial" w:hAnsi="Arial"/>
+                      <w:color w:val="5A6B85"/>
+                      <w:sz w:val="21"/>
+                      <w:szCs w:val="21"/>
+                    </w:rPr>
+                    <w:t xml:space="preserve"/>
+                  </w:r>
+                </w:p>
+              </w:tc>
+            </w:tr>
+          </w:tbl>
+          <w:p>
+            <w:pPr>
+              <w:keepNext/>
+              <w:spacing w:after="60" w:before="120"/>
+            </w:pPr>
+            <w:r>
+              <w:rPr>
+                <w:rFonts w:ascii="Arial" w:cs="Arial" w:eastAsia="Arial" w:hAnsi="Arial"/>
+                <w:b/>
+                <w:bCs/>
+                <w:sz w:val="21"/>
+                <w:szCs w:val="21"/>
+              </w:rPr>
+              <w:t xml:space="preserve">Which is a disadvantage of using the cloud?</w:t>
             </w:r>
           </w:p>
           <w:tbl>
@@ -2543,6 +3285,218 @@
               </w:tc>
             </w:tr>
           </w:tbl>
+          <w:p>
+            <w:pPr>
+              <w:keepNext/>
+              <w:spacing w:after="60" w:before="120"/>
+            </w:pPr>
+            <w:r>
+              <w:rPr>
+                <w:rFonts w:ascii="Arial" w:cs="Arial" w:eastAsia="Arial" w:hAnsi="Arial"/>
+                <w:b/>
+                <w:bCs/>
+                <w:sz w:val="21"/>
+                <w:szCs w:val="21"/>
+              </w:rPr>
+              <w:t xml:space="preserve">In the relationship between a phone and a web server, what is the phone?</w:t>
+            </w:r>
+          </w:p>
+          <w:tbl>
+            <w:tblPr>
+              <w:tblW w:type="dxa" w:w="10026"/>
+              <w:tblBorders>
+                <w:top w:val="single" w:color="auto" w:sz="4"/>
+                <w:left w:val="single" w:color="auto" w:sz="4"/>
+                <w:bottom w:val="single" w:color="auto" w:sz="4"/>
+                <w:right w:val="single" w:color="auto" w:sz="4"/>
+                <w:insideH w:val="single" w:color="auto" w:sz="4"/>
+                <w:insideV w:val="single" w:color="auto" w:sz="4"/>
+              </w:tblBorders>
+            </w:tblPr>
+            <w:tblGrid>
+              <w:gridCol w:w="10026"/>
+            </w:tblGrid>
+            <w:tr>
+              <w:trPr>
+                <w:cantSplit/>
+                <w:trHeight w:val="460" w:hRule="exact"/>
+              </w:trPr>
+              <w:tc>
+                <w:tcPr>
+                  <w:tcW w:type="dxa" w:w="10026"/>
+                  <w:tcBorders>
+                    <w:top w:val="none" w:color="FFFFFF" w:sz="0"/>
+                    <w:left w:val="none" w:color="FFFFFF" w:sz="0"/>
+                    <w:bottom w:val="dotted" w:color="9AA8BC" w:sz="6"/>
+                    <w:right w:val="none" w:color="FFFFFF" w:sz="0"/>
+                  </w:tcBorders>
+                  <w:tcMar>
+                    <w:left w:type="dxa" w:w="0"/>
+                    <w:bottom w:type="dxa" w:w="20"/>
+                    <w:right w:type="dxa" w:w="0"/>
+                  </w:tcMar>
+                  <w:vAlign w:val="bottom"/>
+                </w:tcPr>
+                <w:p>
+                  <w:pPr>
+                    <w:spacing w:after="0" w:before="0"/>
+                  </w:pPr>
+                  <w:r>
+                    <w:rPr>
+                      <w:rFonts w:ascii="Arial" w:cs="Arial" w:eastAsia="Arial" w:hAnsi="Arial"/>
+                      <w:color w:val="5A6B85"/>
+                      <w:sz w:val="21"/>
+                      <w:szCs w:val="21"/>
+                    </w:rPr>
+                    <w:t xml:space="preserve"/>
+                  </w:r>
+                </w:p>
+              </w:tc>
+            </w:tr>
+            <w:tr>
+              <w:trPr>
+                <w:cantSplit/>
+                <w:trHeight w:val="460" w:hRule="exact"/>
+              </w:trPr>
+              <w:tc>
+                <w:tcPr>
+                  <w:tcW w:type="dxa" w:w="10026"/>
+                  <w:tcBorders>
+                    <w:top w:val="none" w:color="FFFFFF" w:sz="0"/>
+                    <w:left w:val="none" w:color="FFFFFF" w:sz="0"/>
+                    <w:bottom w:val="dotted" w:color="9AA8BC" w:sz="6"/>
+                    <w:right w:val="none" w:color="FFFFFF" w:sz="0"/>
+                  </w:tcBorders>
+                  <w:tcMar>
+                    <w:left w:type="dxa" w:w="0"/>
+                    <w:bottom w:type="dxa" w:w="20"/>
+                    <w:right w:type="dxa" w:w="0"/>
+                  </w:tcMar>
+                  <w:vAlign w:val="bottom"/>
+                </w:tcPr>
+                <w:p>
+                  <w:pPr>
+                    <w:spacing w:after="0" w:before="0"/>
+                  </w:pPr>
+                  <w:r>
+                    <w:rPr>
+                      <w:rFonts w:ascii="Arial" w:cs="Arial" w:eastAsia="Arial" w:hAnsi="Arial"/>
+                      <w:color w:val="5A6B85"/>
+                      <w:sz w:val="21"/>
+                      <w:szCs w:val="21"/>
+                    </w:rPr>
+                    <w:t xml:space="preserve"/>
+                  </w:r>
+                </w:p>
+              </w:tc>
+            </w:tr>
+          </w:tbl>
+          <w:p>
+            <w:pPr>
+              <w:keepNext/>
+              <w:spacing w:after="60" w:before="120"/>
+            </w:pPr>
+            <w:r>
+              <w:rPr>
+                <w:rFonts w:ascii="Arial" w:cs="Arial" w:eastAsia="Arial" w:hAnsi="Arial"/>
+                <w:b/>
+                <w:bCs/>
+                <w:sz w:val="21"/>
+                <w:szCs w:val="21"/>
+              </w:rPr>
+              <w:t xml:space="preserve">What does a web server do?</w:t>
+            </w:r>
+          </w:p>
+          <w:tbl>
+            <w:tblPr>
+              <w:tblW w:type="dxa" w:w="10026"/>
+              <w:tblBorders>
+                <w:top w:val="single" w:color="auto" w:sz="4"/>
+                <w:left w:val="single" w:color="auto" w:sz="4"/>
+                <w:bottom w:val="single" w:color="auto" w:sz="4"/>
+                <w:right w:val="single" w:color="auto" w:sz="4"/>
+                <w:insideH w:val="single" w:color="auto" w:sz="4"/>
+                <w:insideV w:val="single" w:color="auto" w:sz="4"/>
+              </w:tblBorders>
+            </w:tblPr>
+            <w:tblGrid>
+              <w:gridCol w:w="10026"/>
+            </w:tblGrid>
+            <w:tr>
+              <w:trPr>
+                <w:cantSplit/>
+                <w:trHeight w:val="460" w:hRule="exact"/>
+              </w:trPr>
+              <w:tc>
+                <w:tcPr>
+                  <w:tcW w:type="dxa" w:w="10026"/>
+                  <w:tcBorders>
+                    <w:top w:val="none" w:color="FFFFFF" w:sz="0"/>
+                    <w:left w:val="none" w:color="FFFFFF" w:sz="0"/>
+                    <w:bottom w:val="dotted" w:color="9AA8BC" w:sz="6"/>
+                    <w:right w:val="none" w:color="FFFFFF" w:sz="0"/>
+                  </w:tcBorders>
+                  <w:tcMar>
+                    <w:left w:type="dxa" w:w="0"/>
+                    <w:bottom w:type="dxa" w:w="20"/>
+                    <w:right w:type="dxa" w:w="0"/>
+                  </w:tcMar>
+                  <w:vAlign w:val="bottom"/>
+                </w:tcPr>
+                <w:p>
+                  <w:pPr>
+                    <w:spacing w:after="0" w:before="0"/>
+                  </w:pPr>
+                  <w:r>
+                    <w:rPr>
+                      <w:rFonts w:ascii="Arial" w:cs="Arial" w:eastAsia="Arial" w:hAnsi="Arial"/>
+                      <w:color w:val="5A6B85"/>
+                      <w:sz w:val="21"/>
+                      <w:szCs w:val="21"/>
+                    </w:rPr>
+                    <w:t xml:space="preserve"/>
+                  </w:r>
+                </w:p>
+              </w:tc>
+            </w:tr>
+            <w:tr>
+              <w:trPr>
+                <w:cantSplit/>
+                <w:trHeight w:val="460" w:hRule="exact"/>
+              </w:trPr>
+              <w:tc>
+                <w:tcPr>
+                  <w:tcW w:type="dxa" w:w="10026"/>
+                  <w:tcBorders>
+                    <w:top w:val="none" w:color="FFFFFF" w:sz="0"/>
+                    <w:left w:val="none" w:color="FFFFFF" w:sz="0"/>
+                    <w:bottom w:val="dotted" w:color="9AA8BC" w:sz="6"/>
+                    <w:right w:val="none" w:color="FFFFFF" w:sz="0"/>
+                  </w:tcBorders>
+                  <w:tcMar>
+                    <w:left w:type="dxa" w:w="0"/>
+                    <w:bottom w:type="dxa" w:w="20"/>
+                    <w:right w:type="dxa" w:w="0"/>
+                  </w:tcMar>
+                  <w:vAlign w:val="bottom"/>
+                </w:tcPr>
+                <w:p>
+                  <w:pPr>
+                    <w:spacing w:after="0" w:before="0"/>
+                  </w:pPr>
+                  <w:r>
+                    <w:rPr>
+                      <w:rFonts w:ascii="Arial" w:cs="Arial" w:eastAsia="Arial" w:hAnsi="Arial"/>
+                      <w:color w:val="5A6B85"/>
+                      <w:sz w:val="21"/>
+                      <w:szCs w:val="21"/>
+                    </w:rPr>
+                    <w:t xml:space="preserve"/>
+                  </w:r>
+                </w:p>
+              </w:tc>
+            </w:tr>
+          </w:tbl>
           <w:p/>
         </w:tc>
       </w:tr>
@@ -2734,6 +3688,112 @@
                 <w:szCs w:val="21"/>
               </w:rPr>
               <w:t xml:space="preserve">Describe the relationship between a file server and a desktop PC.</w:t>
+            </w:r>
+          </w:p>
+          <w:tbl>
+            <w:tblPr>
+              <w:tblW w:type="dxa" w:w="10026"/>
+              <w:tblBorders>
+                <w:top w:val="single" w:color="auto" w:sz="4"/>
+                <w:left w:val="single" w:color="auto" w:sz="4"/>
+                <w:bottom w:val="single" w:color="auto" w:sz="4"/>
+                <w:right w:val="single" w:color="auto" w:sz="4"/>
+                <w:insideH w:val="single" w:color="auto" w:sz="4"/>
+                <w:insideV w:val="single" w:color="auto" w:sz="4"/>
+              </w:tblBorders>
+            </w:tblPr>
+            <w:tblGrid>
+              <w:gridCol w:w="10026"/>
+            </w:tblGrid>
+            <w:tr>
+              <w:trPr>
+                <w:cantSplit/>
+                <w:trHeight w:val="460" w:hRule="exact"/>
+              </w:trPr>
+              <w:tc>
+                <w:tcPr>
+                  <w:tcW w:type="dxa" w:w="10026"/>
+                  <w:tcBorders>
+                    <w:top w:val="none" w:color="FFFFFF" w:sz="0"/>
+                    <w:left w:val="none" w:color="FFFFFF" w:sz="0"/>
+                    <w:bottom w:val="dotted" w:color="9AA8BC" w:sz="6"/>
+                    <w:right w:val="none" w:color="FFFFFF" w:sz="0"/>
+                  </w:tcBorders>
+                  <w:tcMar>
+                    <w:left w:type="dxa" w:w="0"/>
+                    <w:bottom w:type="dxa" w:w="20"/>
+                    <w:right w:type="dxa" w:w="0"/>
+                  </w:tcMar>
+                  <w:vAlign w:val="bottom"/>
+                </w:tcPr>
+                <w:p>
+                  <w:pPr>
+                    <w:spacing w:after="0" w:before="0"/>
+                  </w:pPr>
+                  <w:r>
+                    <w:rPr>
+                      <w:rFonts w:ascii="Arial" w:cs="Arial" w:eastAsia="Arial" w:hAnsi="Arial"/>
+                      <w:color w:val="5A6B85"/>
+                      <w:sz w:val="21"/>
+                      <w:szCs w:val="21"/>
+                    </w:rPr>
+                    <w:t xml:space="preserve"/>
+                  </w:r>
+                </w:p>
+              </w:tc>
+            </w:tr>
+            <w:tr>
+              <w:trPr>
+                <w:cantSplit/>
+                <w:trHeight w:val="460" w:hRule="exact"/>
+              </w:trPr>
+              <w:tc>
+                <w:tcPr>
+                  <w:tcW w:type="dxa" w:w="10026"/>
+                  <w:tcBorders>
+                    <w:top w:val="none" w:color="FFFFFF" w:sz="0"/>
+                    <w:left w:val="none" w:color="FFFFFF" w:sz="0"/>
+                    <w:bottom w:val="dotted" w:color="9AA8BC" w:sz="6"/>
+                    <w:right w:val="none" w:color="FFFFFF" w:sz="0"/>
+                  </w:tcBorders>
+                  <w:tcMar>
+                    <w:left w:type="dxa" w:w="0"/>
+                    <w:bottom w:type="dxa" w:w="20"/>
+                    <w:right w:type="dxa" w:w="0"/>
+                  </w:tcMar>
+                  <w:vAlign w:val="bottom"/>
+                </w:tcPr>
+                <w:p>
+                  <w:pPr>
+                    <w:spacing w:after="0" w:before="0"/>
+                  </w:pPr>
+                  <w:r>
+                    <w:rPr>
+                      <w:rFonts w:ascii="Arial" w:cs="Arial" w:eastAsia="Arial" w:hAnsi="Arial"/>
+                      <w:color w:val="5A6B85"/>
+                      <w:sz w:val="21"/>
+                      <w:szCs w:val="21"/>
+                    </w:rPr>
+                    <w:t xml:space="preserve"/>
+                  </w:r>
+                </w:p>
+              </w:tc>
+            </w:tr>
+          </w:tbl>
+          <w:p>
+            <w:pPr>
+              <w:keepNext/>
+              <w:spacing w:after="60" w:before="120"/>
+            </w:pPr>
+            <w:r>
+              <w:rPr>
+                <w:rFonts w:ascii="Arial" w:cs="Arial" w:eastAsia="Arial" w:hAnsi="Arial"/>
+                <w:b/>
+                <w:bCs/>
+                <w:sz w:val="21"/>
+                <w:szCs w:val="21"/>
+              </w:rPr>
+              <w:t xml:space="preserve">Which is an advantage of storing work on a file server?</w:t>
             </w:r>
           </w:p>
           <w:tbl>
@@ -3042,7 +4102,7 @@
                       <w:sz w:val="21"/>
                       <w:szCs w:val="21"/>
                     </w:rPr>
-                    <w:t xml:space="preserve">Excellent backup and recovery options</w:t>
+                    <w:t xml:space="preserve">Copies are kept automatically, so files survive a failed laptop</w:t>
                   </w:r>
                 </w:p>
               </w:tc>
@@ -3114,7 +4174,7 @@
                       <w:sz w:val="21"/>
                       <w:szCs w:val="21"/>
                     </w:rPr>
-                    <w:t xml:space="preserve">Less control over your data</w:t>
+                    <w:t xml:space="preserve">Your files sit on someone else's servers</w:t>
                   </w:r>
                 </w:p>
               </w:tc>
@@ -3186,7 +4246,7 @@
                       <w:sz w:val="21"/>
                       <w:szCs w:val="21"/>
                     </w:rPr>
-                    <w:t xml:space="preserve">Speed depends on your network's bandwidth</w:t>
+                    <w:t xml:space="preserve">A slow connection makes large files painful</w:t>
                   </w:r>
                 </w:p>
               </w:tc>
@@ -3258,7 +4318,7 @@
                       <w:sz w:val="21"/>
                       <w:szCs w:val="21"/>
                     </w:rPr>
-                    <w:t xml:space="preserve">Room for growth: easy to scale up</w:t>
+                    <w:t xml:space="preserve">More space can be added the day you need it</w:t>
                   </w:r>
                 </w:p>
               </w:tc>
@@ -3330,7 +4390,7 @@
                       <w:sz w:val="21"/>
                       <w:szCs w:val="21"/>
                     </w:rPr>
-                    <w:t xml:space="preserve">Ongoing monthly or yearly cost</w:t>
+                    <w:t xml:space="preserve">There's a bill every month for as long as you use it</w:t>
                   </w:r>
                 </w:p>
               </w:tc>
@@ -3402,7 +4462,7 @@
                       <w:sz w:val="21"/>
                       <w:szCs w:val="21"/>
                     </w:rPr>
-                    <w:t xml:space="preserve">No hardware to buy: everything is hosted</w:t>
+                    <w:t xml:space="preserve">No servers to buy, power or replace</w:t>
                   </w:r>
                 </w:p>
               </w:tc>
@@ -3474,7 +4534,7 @@
                       <w:sz w:val="21"/>
                       <w:szCs w:val="21"/>
                     </w:rPr>
-                    <w:t xml:space="preserve">Relies on a stable internet connection</w:t>
+                    <w:t xml:space="preserve">Nothing works if the internet goes down</w:t>
                   </w:r>
                 </w:p>
               </w:tc>
@@ -3546,7 +4606,7 @@
                       <w:sz w:val="21"/>
                       <w:szCs w:val="21"/>
                     </w:rPr>
-                    <w:t xml:space="preserve">Access your data anywhere, at any time</w:t>
+                    <w:t xml:space="preserve">The same files open on any device, anywhere</w:t>
                   </w:r>
                 </w:p>
               </w:tc>
@@ -4001,7 +5061,7 @@
                 <w:sz w:val="21"/>
                 <w:szCs w:val="21"/>
               </w:rPr>
-              <w:t xml:space="preserve">a)  Define the term 'the internet'.  </w:t>
+              <w:t xml:space="preserve">a)  Describe what the internet is.  </w:t>
             </w:r>
             <w:r>
               <w:rPr>
@@ -4010,7 +5070,7 @@
                 <w:sz w:val="21"/>
                 <w:szCs w:val="21"/>
               </w:rPr>
-              <w:t xml:space="preserve">[1]</w:t>
+              <w:t xml:space="preserve">[2]</w:t>
             </w:r>
           </w:p>
           <w:tbl>
@@ -4065,6 +5125,43 @@
                 </w:p>
               </w:tc>
             </w:tr>
+            <w:tr>
+              <w:trPr>
+                <w:cantSplit/>
+                <w:trHeight w:val="460" w:hRule="exact"/>
+              </w:trPr>
+              <w:tc>
+                <w:tcPr>
+                  <w:tcW w:type="dxa" w:w="10026"/>
+                  <w:tcBorders>
+                    <w:top w:val="none" w:color="FFFFFF" w:sz="0"/>
+                    <w:left w:val="none" w:color="FFFFFF" w:sz="0"/>
+                    <w:bottom w:val="dotted" w:color="9AA8BC" w:sz="6"/>
+                    <w:right w:val="none" w:color="FFFFFF" w:sz="0"/>
+                  </w:tcBorders>
+                  <w:tcMar>
+                    <w:left w:type="dxa" w:w="0"/>
+                    <w:bottom w:type="dxa" w:w="20"/>
+                    <w:right w:type="dxa" w:w="0"/>
+                  </w:tcMar>
+                  <w:vAlign w:val="bottom"/>
+                </w:tcPr>
+                <w:p>
+                  <w:pPr>
+                    <w:spacing w:after="0" w:before="0"/>
+                  </w:pPr>
+                  <w:r>
+                    <w:rPr>
+                      <w:rFonts w:ascii="Arial" w:cs="Arial" w:eastAsia="Arial" w:hAnsi="Arial"/>
+                      <w:color w:val="5A6B85"/>
+                      <w:sz w:val="21"/>
+                      <w:szCs w:val="21"/>
+                    </w:rPr>
+                    <w:t xml:space="preserve"/>
+                  </w:r>
+                </w:p>
+              </w:tc>
+            </w:tr>
           </w:tbl>
           <w:p>
             <w:pPr>
@@ -4079,7 +5176,7 @@
                 <w:sz w:val="21"/>
                 <w:szCs w:val="21"/>
               </w:rPr>
-              <w:t xml:space="preserve">b)  Explain how DNS is used when you type a web address into a browser.  </w:t>
+              <w:t xml:space="preserve">b)  Explain the steps DNS goes through when a browser looks up a web address.  </w:t>
             </w:r>
             <w:r>
               <w:rPr>
@@ -4088,7 +5185,7 @@
                 <w:sz w:val="21"/>
                 <w:szCs w:val="21"/>
               </w:rPr>
-              <w:t xml:space="preserve">[3]</w:t>
+              <w:t xml:space="preserve">[4]</w:t>
             </w:r>
           </w:p>
           <w:tbl>
@@ -4217,6 +5314,43 @@
                 </w:p>
               </w:tc>
             </w:tr>
+            <w:tr>
+              <w:trPr>
+                <w:cantSplit/>
+                <w:trHeight w:val="460" w:hRule="exact"/>
+              </w:trPr>
+              <w:tc>
+                <w:tcPr>
+                  <w:tcW w:type="dxa" w:w="10026"/>
+                  <w:tcBorders>
+                    <w:top w:val="none" w:color="FFFFFF" w:sz="0"/>
+                    <w:left w:val="none" w:color="FFFFFF" w:sz="0"/>
+                    <w:bottom w:val="dotted" w:color="9AA8BC" w:sz="6"/>
+                    <w:right w:val="none" w:color="FFFFFF" w:sz="0"/>
+                  </w:tcBorders>
+                  <w:tcMar>
+                    <w:left w:type="dxa" w:w="0"/>
+                    <w:bottom w:type="dxa" w:w="20"/>
+                    <w:right w:type="dxa" w:w="0"/>
+                  </w:tcMar>
+                  <w:vAlign w:val="bottom"/>
+                </w:tcPr>
+                <w:p>
+                  <w:pPr>
+                    <w:spacing w:after="0" w:before="0"/>
+                  </w:pPr>
+                  <w:r>
+                    <w:rPr>
+                      <w:rFonts w:ascii="Arial" w:cs="Arial" w:eastAsia="Arial" w:hAnsi="Arial"/>
+                      <w:color w:val="5A6B85"/>
+                      <w:sz w:val="21"/>
+                      <w:szCs w:val="21"/>
+                    </w:rPr>
+                    <w:t xml:space="preserve"/>
+                  </w:r>
+                </w:p>
+              </w:tc>
+            </w:tr>
           </w:tbl>
           <w:p>
             <w:pPr>
@@ -4231,7 +5365,7 @@
                 <w:sz w:val="21"/>
                 <w:szCs w:val="21"/>
               </w:rPr>
-              <w:t xml:space="preserve">c)  A school is considering storing all its files in the cloud. Discuss the advantages and disadvantages.  </w:t>
+              <w:t xml:space="preserve">c)  A school is considering moving its files to the cloud. Discuss the benefits and the risks.  </w:t>
             </w:r>
             <w:r>
               <w:rPr>
@@ -4240,7 +5374,7 @@
                 <w:sz w:val="21"/>
                 <w:szCs w:val="21"/>
               </w:rPr>
-              <w:t xml:space="preserve">[6]</w:t>
+              <w:t xml:space="preserve">[8]</w:t>
             </w:r>
           </w:p>
           <w:tbl>
@@ -4258,6 +5392,43 @@
             <w:tblGrid>
               <w:gridCol w:w="10026"/>
             </w:tblGrid>
+            <w:tr>
+              <w:trPr>
+                <w:cantSplit/>
+                <w:trHeight w:val="460" w:hRule="exact"/>
+              </w:trPr>
+              <w:tc>
+                <w:tcPr>
+                  <w:tcW w:type="dxa" w:w="10026"/>
+                  <w:tcBorders>
+                    <w:top w:val="none" w:color="FFFFFF" w:sz="0"/>
+                    <w:left w:val="none" w:color="FFFFFF" w:sz="0"/>
+                    <w:bottom w:val="dotted" w:color="9AA8BC" w:sz="6"/>
+                    <w:right w:val="none" w:color="FFFFFF" w:sz="0"/>
+                  </w:tcBorders>
+                  <w:tcMar>
+                    <w:left w:type="dxa" w:w="0"/>
+                    <w:bottom w:type="dxa" w:w="20"/>
+                    <w:right w:type="dxa" w:w="0"/>
+                  </w:tcMar>
+                  <w:vAlign w:val="bottom"/>
+                </w:tcPr>
+                <w:p>
+                  <w:pPr>
+                    <w:spacing w:after="0" w:before="0"/>
+                  </w:pPr>
+                  <w:r>
+                    <w:rPr>
+                      <w:rFonts w:ascii="Arial" w:cs="Arial" w:eastAsia="Arial" w:hAnsi="Arial"/>
+                      <w:color w:val="5A6B85"/>
+                      <w:sz w:val="21"/>
+                      <w:szCs w:val="21"/>
+                    </w:rPr>
+                    <w:t xml:space="preserve"/>
+                  </w:r>
+                </w:p>
+              </w:tc>
+            </w:tr>
             <w:tr>
               <w:trPr>
                 <w:cantSplit/>
